--- a/fåglar/A 21570-2023 prioriterade fågelarter.docx
+++ b/fåglar/A 21570-2023 prioriterade fågelarter.docx
@@ -519,7 +519,7 @@
     <w:p/>
     <w:p>
       <w:r>
-        <w:t>2024-12-09</w:t>
+        <w:t>2024-12-10</w:t>
       </w:r>
       <w:r>
         <w:t xml:space="preserve"> </w:t>

--- a/fåglar/A 21570-2023 prioriterade fågelarter.docx
+++ b/fåglar/A 21570-2023 prioriterade fågelarter.docx
@@ -519,7 +519,7 @@
     <w:p/>
     <w:p>
       <w:r>
-        <w:t>2024-12-10</w:t>
+        <w:t>2024-12-11</w:t>
       </w:r>
       <w:r>
         <w:t xml:space="preserve"> </w:t>

--- a/fåglar/A 21570-2023 prioriterade fågelarter.docx
+++ b/fåglar/A 21570-2023 prioriterade fågelarter.docx
@@ -519,7 +519,7 @@
     <w:p/>
     <w:p>
       <w:r>
-        <w:t>2024-12-11</w:t>
+        <w:t>2024-12-12</w:t>
       </w:r>
       <w:r>
         <w:t xml:space="preserve"> </w:t>

--- a/fåglar/A 21570-2023 prioriterade fågelarter.docx
+++ b/fåglar/A 21570-2023 prioriterade fågelarter.docx
@@ -519,7 +519,7 @@
     <w:p/>
     <w:p>
       <w:r>
-        <w:t>2024-12-12</w:t>
+        <w:t>2024-12-13</w:t>
       </w:r>
       <w:r>
         <w:t xml:space="preserve"> </w:t>

--- a/fåglar/A 21570-2023 prioriterade fågelarter.docx
+++ b/fåglar/A 21570-2023 prioriterade fågelarter.docx
@@ -519,7 +519,7 @@
     <w:p/>
     <w:p>
       <w:r>
-        <w:t>2024-12-13</w:t>
+        <w:t>2024-12-14</w:t>
       </w:r>
       <w:r>
         <w:t xml:space="preserve"> </w:t>

--- a/fåglar/A 21570-2023 prioriterade fågelarter.docx
+++ b/fåglar/A 21570-2023 prioriterade fågelarter.docx
@@ -519,7 +519,7 @@
     <w:p/>
     <w:p>
       <w:r>
-        <w:t>2024-12-14</w:t>
+        <w:t>2024-12-15</w:t>
       </w:r>
       <w:r>
         <w:t xml:space="preserve"> </w:t>

--- a/fåglar/A 21570-2023 prioriterade fågelarter.docx
+++ b/fåglar/A 21570-2023 prioriterade fågelarter.docx
@@ -519,7 +519,7 @@
     <w:p/>
     <w:p>
       <w:r>
-        <w:t>2024-12-15</w:t>
+        <w:t>2024-12-16</w:t>
       </w:r>
       <w:r>
         <w:t xml:space="preserve"> </w:t>

--- a/fåglar/A 21570-2023 prioriterade fågelarter.docx
+++ b/fåglar/A 21570-2023 prioriterade fågelarter.docx
@@ -519,7 +519,7 @@
     <w:p/>
     <w:p>
       <w:r>
-        <w:t>2024-12-16</w:t>
+        <w:t>2024-12-17</w:t>
       </w:r>
       <w:r>
         <w:t xml:space="preserve"> </w:t>

--- a/fåglar/A 21570-2023 prioriterade fågelarter.docx
+++ b/fåglar/A 21570-2023 prioriterade fågelarter.docx
@@ -519,7 +519,7 @@
     <w:p/>
     <w:p>
       <w:r>
-        <w:t>2024-12-17</w:t>
+        <w:t>2024-12-18</w:t>
       </w:r>
       <w:r>
         <w:t xml:space="preserve"> </w:t>

--- a/fåglar/A 21570-2023 prioriterade fågelarter.docx
+++ b/fåglar/A 21570-2023 prioriterade fågelarter.docx
@@ -519,7 +519,7 @@
     <w:p/>
     <w:p>
       <w:r>
-        <w:t>2024-12-18</w:t>
+        <w:t>2024-12-19</w:t>
       </w:r>
       <w:r>
         <w:t xml:space="preserve"> </w:t>

--- a/fåglar/A 21570-2023 prioriterade fågelarter.docx
+++ b/fåglar/A 21570-2023 prioriterade fågelarter.docx
@@ -519,7 +519,7 @@
     <w:p/>
     <w:p>
       <w:r>
-        <w:t>2024-12-19</w:t>
+        <w:t>2024-12-20</w:t>
       </w:r>
       <w:r>
         <w:t xml:space="preserve"> </w:t>

--- a/fåglar/A 21570-2023 prioriterade fågelarter.docx
+++ b/fåglar/A 21570-2023 prioriterade fågelarter.docx
@@ -519,7 +519,7 @@
     <w:p/>
     <w:p>
       <w:r>
-        <w:t>2025-08-06</w:t>
+        <w:t>2025-08-09</w:t>
       </w:r>
       <w:r>
         <w:t xml:space="preserve"> </w:t>
